--- a/CC & OPS/Assignment Document/DOCKER 3/260740150018_PRATIK_SUNIL_ABHANG_CC_DOCKER _LAB_3.docx
+++ b/CC & OPS/Assignment Document/DOCKER 3/260740150018_PRATIK_SUNIL_ABHANG_CC_DOCKER _LAB_3.docx
@@ -94,21 +94,26 @@
                 <w:lang w:val="en-IN"/>
               </w:rPr>
             </w:pPr>
-            <w:proofErr w:type="spellStart"/>
             <w:r>
               <w:rPr>
                 <w:color w:val="auto"/>
                 <w:lang w:val="en-IN"/>
               </w:rPr>
-              <w:t>Assignemnt</w:t>
+              <w:t xml:space="preserve">Assignemnt </w:t>
             </w:r>
-            <w:proofErr w:type="spellEnd"/>
             <w:r>
               <w:rPr>
                 <w:color w:val="auto"/>
                 <w:lang w:val="en-IN"/>
               </w:rPr>
-              <w:t xml:space="preserve"> 1 &amp; 2 (Docker)</w:t>
+              <w:t>3</w:t>
+            </w:r>
+            <w:r>
+              <w:rPr>
+                <w:color w:val="auto"/>
+                <w:lang w:val="en-IN"/>
+              </w:rPr>
+              <w:t xml:space="preserve"> (Docker)</w:t>
             </w:r>
           </w:p>
         </w:tc>
@@ -219,29 +224,53 @@
           <w:rFonts w:ascii="Consolas" w:hAnsi="Consolas"/>
           <w:sz w:val="20"/>
         </w:rPr>
-        <w:t>docker run -</w:t>
-      </w:r>
-      <w:proofErr w:type="spellStart"/>
-      <w:r>
-        <w:rPr>
-          <w:rFonts w:ascii="Consolas" w:hAnsi="Consolas"/>
-          <w:sz w:val="20"/>
-        </w:rPr>
-        <w:t>dit</w:t>
-      </w:r>
-      <w:proofErr w:type="spellEnd"/>
-      <w:r>
-        <w:rPr>
-          <w:rFonts w:ascii="Consolas" w:hAnsi="Consolas"/>
-          <w:sz w:val="20"/>
-        </w:rPr>
-        <w:t xml:space="preserve"> --name lab-container ubuntu bash</w:t>
+        <w:t>docker run -dit --name lab-container ubuntu bash</w:t>
       </w:r>
     </w:p>
     <w:p>
       <w:pPr>
         <w:jc w:val="center"/>
       </w:pPr>
+      <w:r>
+        <w:rPr>
+          <w:noProof/>
+        </w:rPr>
+        <w:drawing>
+          <wp:inline distT="0" distB="0" distL="0" distR="0" wp14:anchorId="496F4381" wp14:editId="5AE54D2F">
+            <wp:extent cx="6309360" cy="2889885"/>
+            <wp:effectExtent l="0" t="0" r="0" b="5715"/>
+            <wp:docPr id="814364520" name="Picture 2"/>
+            <wp:cNvGraphicFramePr>
+              <a:graphicFrameLocks xmlns:a="http://schemas.openxmlformats.org/drawingml/2006/main" noChangeAspect="1"/>
+            </wp:cNvGraphicFramePr>
+            <a:graphic xmlns:a="http://schemas.openxmlformats.org/drawingml/2006/main">
+              <a:graphicData uri="http://schemas.openxmlformats.org/drawingml/2006/picture">
+                <pic:pic xmlns:pic="http://schemas.openxmlformats.org/drawingml/2006/picture">
+                  <pic:nvPicPr>
+                    <pic:cNvPr id="814364520" name="Picture 814364520"/>
+                    <pic:cNvPicPr/>
+                  </pic:nvPicPr>
+                  <pic:blipFill>
+                    <a:blip r:embed="rId6"/>
+                    <a:stretch>
+                      <a:fillRect/>
+                    </a:stretch>
+                  </pic:blipFill>
+                  <pic:spPr>
+                    <a:xfrm>
+                      <a:off x="0" y="0"/>
+                      <a:ext cx="6309360" cy="2889885"/>
+                    </a:xfrm>
+                    <a:prstGeom prst="rect">
+                      <a:avLst/>
+                    </a:prstGeom>
+                  </pic:spPr>
+                </pic:pic>
+              </a:graphicData>
+            </a:graphic>
+          </wp:inline>
+        </w:drawing>
+      </w:r>
     </w:p>
     <w:p>
       <w:pPr>
@@ -258,31 +287,63 @@
       </w:r>
     </w:p>
     <w:p>
+      <w:pPr>
+        <w:rPr>
+          <w:rFonts w:ascii="Consolas" w:hAnsi="Consolas"/>
+          <w:sz w:val="20"/>
+        </w:rPr>
+      </w:pPr>
       <w:r>
         <w:rPr>
           <w:rFonts w:ascii="Consolas" w:hAnsi="Consolas"/>
           <w:sz w:val="20"/>
         </w:rPr>
-        <w:t xml:space="preserve">docker </w:t>
-      </w:r>
-      <w:proofErr w:type="spellStart"/>
-      <w:r>
-        <w:rPr>
-          <w:rFonts w:ascii="Consolas" w:hAnsi="Consolas"/>
-          <w:sz w:val="20"/>
-        </w:rPr>
-        <w:t>ps</w:t>
-      </w:r>
-      <w:proofErr w:type="spellEnd"/>
-    </w:p>
-    <w:p>
-      <w:r>
-        <w:t>This shows running containers. Check that lab-container is listed.</w:t>
+        <w:t>docker ps</w:t>
       </w:r>
     </w:p>
     <w:p>
+      <w:pPr>
+        <w:jc w:val="center"/>
+      </w:pPr>
       <w:r>
-        <w:t>Screenshot 2: __________________________________________</w:t>
+        <w:rPr>
+          <w:noProof/>
+        </w:rPr>
+        <w:drawing>
+          <wp:inline distT="0" distB="0" distL="0" distR="0" wp14:anchorId="0C421AB0" wp14:editId="7593CA10">
+            <wp:extent cx="6309360" cy="2889885"/>
+            <wp:effectExtent l="0" t="0" r="0" b="5715"/>
+            <wp:docPr id="1501228824" name="Picture 3"/>
+            <wp:cNvGraphicFramePr>
+              <a:graphicFrameLocks xmlns:a="http://schemas.openxmlformats.org/drawingml/2006/main" noChangeAspect="1"/>
+            </wp:cNvGraphicFramePr>
+            <a:graphic xmlns:a="http://schemas.openxmlformats.org/drawingml/2006/main">
+              <a:graphicData uri="http://schemas.openxmlformats.org/drawingml/2006/picture">
+                <pic:pic xmlns:pic="http://schemas.openxmlformats.org/drawingml/2006/picture">
+                  <pic:nvPicPr>
+                    <pic:cNvPr id="1501228824" name="Picture 1501228824"/>
+                    <pic:cNvPicPr/>
+                  </pic:nvPicPr>
+                  <pic:blipFill>
+                    <a:blip r:embed="rId6"/>
+                    <a:stretch>
+                      <a:fillRect/>
+                    </a:stretch>
+                  </pic:blipFill>
+                  <pic:spPr>
+                    <a:xfrm>
+                      <a:off x="0" y="0"/>
+                      <a:ext cx="6309360" cy="2889885"/>
+                    </a:xfrm>
+                    <a:prstGeom prst="rect">
+                      <a:avLst/>
+                    </a:prstGeom>
+                  </pic:spPr>
+                </pic:pic>
+              </a:graphicData>
+            </a:graphic>
+          </wp:inline>
+        </w:drawing>
       </w:r>
     </w:p>
     <w:p>
@@ -296,10 +357,17 @@
         <w:rPr>
           <w:color w:val="auto"/>
         </w:rPr>
+        <w:lastRenderedPageBreak/>
         <w:t>3. Check container details</w:t>
       </w:r>
     </w:p>
     <w:p>
+      <w:pPr>
+        <w:rPr>
+          <w:rFonts w:ascii="Consolas" w:hAnsi="Consolas"/>
+          <w:sz w:val="20"/>
+        </w:rPr>
+      </w:pPr>
       <w:r>
         <w:rPr>
           <w:rFonts w:ascii="Consolas" w:hAnsi="Consolas"/>
@@ -309,13 +377,48 @@
       </w:r>
     </w:p>
     <w:p>
+      <w:pPr>
+        <w:jc w:val="center"/>
+      </w:pPr>
       <w:r>
-        <w:t>This displays the container's configuration and details.</w:t>
-      </w:r>
-    </w:p>
-    <w:p>
-      <w:r>
-        <w:t>Screenshot 3: __________________________________________</w:t>
+        <w:rPr>
+          <w:noProof/>
+        </w:rPr>
+        <w:drawing>
+          <wp:inline distT="0" distB="0" distL="0" distR="0" wp14:anchorId="4113F155" wp14:editId="78925EBE">
+            <wp:extent cx="6309360" cy="2889885"/>
+            <wp:effectExtent l="0" t="0" r="0" b="5715"/>
+            <wp:docPr id="762951374" name="Picture 4"/>
+            <wp:cNvGraphicFramePr>
+              <a:graphicFrameLocks xmlns:a="http://schemas.openxmlformats.org/drawingml/2006/main" noChangeAspect="1"/>
+            </wp:cNvGraphicFramePr>
+            <a:graphic xmlns:a="http://schemas.openxmlformats.org/drawingml/2006/main">
+              <a:graphicData uri="http://schemas.openxmlformats.org/drawingml/2006/picture">
+                <pic:pic xmlns:pic="http://schemas.openxmlformats.org/drawingml/2006/picture">
+                  <pic:nvPicPr>
+                    <pic:cNvPr id="762951374" name="Picture 762951374"/>
+                    <pic:cNvPicPr/>
+                  </pic:nvPicPr>
+                  <pic:blipFill>
+                    <a:blip r:embed="rId7"/>
+                    <a:stretch>
+                      <a:fillRect/>
+                    </a:stretch>
+                  </pic:blipFill>
+                  <pic:spPr>
+                    <a:xfrm>
+                      <a:off x="0" y="0"/>
+                      <a:ext cx="6309360" cy="2889885"/>
+                    </a:xfrm>
+                    <a:prstGeom prst="rect">
+                      <a:avLst/>
+                    </a:prstGeom>
+                  </pic:spPr>
+                </pic:pic>
+              </a:graphicData>
+            </a:graphic>
+          </wp:inline>
+        </w:drawing>
       </w:r>
     </w:p>
     <w:p>
@@ -333,6 +436,12 @@
       </w:r>
     </w:p>
     <w:p>
+      <w:pPr>
+        <w:rPr>
+          <w:rFonts w:ascii="Consolas" w:hAnsi="Consolas"/>
+          <w:sz w:val="20"/>
+        </w:rPr>
+      </w:pPr>
       <w:r>
         <w:rPr>
           <w:rFonts w:ascii="Consolas" w:hAnsi="Consolas"/>
@@ -342,13 +451,48 @@
       </w:r>
     </w:p>
     <w:p>
+      <w:pPr>
+        <w:jc w:val="center"/>
+      </w:pPr>
       <w:r>
-        <w:t>This displays logs produced by the container. It may show no output if the container has not produced any logs.</w:t>
-      </w:r>
-    </w:p>
-    <w:p>
-      <w:r>
-        <w:t>Screenshot 4: __________________________________________</w:t>
+        <w:rPr>
+          <w:noProof/>
+        </w:rPr>
+        <w:drawing>
+          <wp:inline distT="0" distB="0" distL="0" distR="0" wp14:anchorId="57DF0F20" wp14:editId="1DB6C8A3">
+            <wp:extent cx="6309360" cy="2889885"/>
+            <wp:effectExtent l="0" t="0" r="0" b="5715"/>
+            <wp:docPr id="402679131" name="Picture 5"/>
+            <wp:cNvGraphicFramePr>
+              <a:graphicFrameLocks xmlns:a="http://schemas.openxmlformats.org/drawingml/2006/main" noChangeAspect="1"/>
+            </wp:cNvGraphicFramePr>
+            <a:graphic xmlns:a="http://schemas.openxmlformats.org/drawingml/2006/main">
+              <a:graphicData uri="http://schemas.openxmlformats.org/drawingml/2006/picture">
+                <pic:pic xmlns:pic="http://schemas.openxmlformats.org/drawingml/2006/picture">
+                  <pic:nvPicPr>
+                    <pic:cNvPr id="402679131" name="Picture 402679131"/>
+                    <pic:cNvPicPr/>
+                  </pic:nvPicPr>
+                  <pic:blipFill>
+                    <a:blip r:embed="rId8"/>
+                    <a:stretch>
+                      <a:fillRect/>
+                    </a:stretch>
+                  </pic:blipFill>
+                  <pic:spPr>
+                    <a:xfrm>
+                      <a:off x="0" y="0"/>
+                      <a:ext cx="6309360" cy="2889885"/>
+                    </a:xfrm>
+                    <a:prstGeom prst="rect">
+                      <a:avLst/>
+                    </a:prstGeom>
+                  </pic:spPr>
+                </pic:pic>
+              </a:graphicData>
+            </a:graphic>
+          </wp:inline>
+        </w:drawing>
       </w:r>
     </w:p>
     <w:p>
@@ -366,6 +510,12 @@
       </w:r>
     </w:p>
     <w:p>
+      <w:pPr>
+        <w:rPr>
+          <w:rFonts w:ascii="Consolas" w:hAnsi="Consolas"/>
+          <w:sz w:val="20"/>
+        </w:rPr>
+      </w:pPr>
       <w:r>
         <w:rPr>
           <w:rFonts w:ascii="Consolas" w:hAnsi="Consolas"/>
@@ -383,13 +533,49 @@
       </w:r>
     </w:p>
     <w:p>
+      <w:pPr>
+        <w:jc w:val="center"/>
+      </w:pPr>
       <w:r>
-        <w:t>The first command stops the container. The second command starts it again.</w:t>
-      </w:r>
-    </w:p>
-    <w:p>
-      <w:r>
-        <w:t>Screenshot 5: __________________________________________</w:t>
+        <w:rPr>
+          <w:noProof/>
+        </w:rPr>
+        <w:lastRenderedPageBreak/>
+        <w:drawing>
+          <wp:inline distT="0" distB="0" distL="0" distR="0" wp14:anchorId="7B5E5C9C" wp14:editId="3D07A61B">
+            <wp:extent cx="6309360" cy="2889885"/>
+            <wp:effectExtent l="0" t="0" r="0" b="5715"/>
+            <wp:docPr id="463705303" name="Picture 6"/>
+            <wp:cNvGraphicFramePr>
+              <a:graphicFrameLocks xmlns:a="http://schemas.openxmlformats.org/drawingml/2006/main" noChangeAspect="1"/>
+            </wp:cNvGraphicFramePr>
+            <a:graphic xmlns:a="http://schemas.openxmlformats.org/drawingml/2006/main">
+              <a:graphicData uri="http://schemas.openxmlformats.org/drawingml/2006/picture">
+                <pic:pic xmlns:pic="http://schemas.openxmlformats.org/drawingml/2006/picture">
+                  <pic:nvPicPr>
+                    <pic:cNvPr id="463705303" name="Picture 463705303"/>
+                    <pic:cNvPicPr/>
+                  </pic:nvPicPr>
+                  <pic:blipFill>
+                    <a:blip r:embed="rId8"/>
+                    <a:stretch>
+                      <a:fillRect/>
+                    </a:stretch>
+                  </pic:blipFill>
+                  <pic:spPr>
+                    <a:xfrm>
+                      <a:off x="0" y="0"/>
+                      <a:ext cx="6309360" cy="2889885"/>
+                    </a:xfrm>
+                    <a:prstGeom prst="rect">
+                      <a:avLst/>
+                    </a:prstGeom>
+                  </pic:spPr>
+                </pic:pic>
+              </a:graphicData>
+            </a:graphic>
+          </wp:inline>
+        </w:drawing>
       </w:r>
     </w:p>
     <w:p>
@@ -407,39 +593,63 @@
       </w:r>
     </w:p>
     <w:p>
+      <w:pPr>
+        <w:rPr>
+          <w:rFonts w:ascii="Consolas" w:hAnsi="Consolas"/>
+          <w:sz w:val="20"/>
+        </w:rPr>
+      </w:pPr>
       <w:r>
         <w:rPr>
           <w:rFonts w:ascii="Consolas" w:hAnsi="Consolas"/>
           <w:sz w:val="20"/>
         </w:rPr>
-        <w:t xml:space="preserve">docker exec lab-container </w:t>
-      </w:r>
-      <w:proofErr w:type="spellStart"/>
-      <w:r>
-        <w:rPr>
-          <w:rFonts w:ascii="Consolas" w:hAnsi="Consolas"/>
-          <w:sz w:val="20"/>
-        </w:rPr>
-        <w:t>whoami</w:t>
-      </w:r>
-      <w:proofErr w:type="spellEnd"/>
-    </w:p>
-    <w:p>
-      <w:r>
-        <w:t xml:space="preserve">This runs the </w:t>
-      </w:r>
-      <w:proofErr w:type="spellStart"/>
-      <w:r>
-        <w:t>whoami</w:t>
-      </w:r>
-      <w:proofErr w:type="spellEnd"/>
-      <w:r>
-        <w:t xml:space="preserve"> command inside the running container. The output is usually root.</w:t>
+        <w:t>docker exec lab-container whoami</w:t>
       </w:r>
     </w:p>
     <w:p>
+      <w:pPr>
+        <w:jc w:val="center"/>
+      </w:pPr>
       <w:r>
-        <w:t>Screenshot 6: __________________________________________</w:t>
+        <w:rPr>
+          <w:noProof/>
+        </w:rPr>
+        <w:drawing>
+          <wp:inline distT="0" distB="0" distL="0" distR="0" wp14:anchorId="24C401EB" wp14:editId="1496E2F0">
+            <wp:extent cx="6309360" cy="2889885"/>
+            <wp:effectExtent l="0" t="0" r="0" b="5715"/>
+            <wp:docPr id="790675049" name="Picture 7"/>
+            <wp:cNvGraphicFramePr>
+              <a:graphicFrameLocks xmlns:a="http://schemas.openxmlformats.org/drawingml/2006/main" noChangeAspect="1"/>
+            </wp:cNvGraphicFramePr>
+            <a:graphic xmlns:a="http://schemas.openxmlformats.org/drawingml/2006/main">
+              <a:graphicData uri="http://schemas.openxmlformats.org/drawingml/2006/picture">
+                <pic:pic xmlns:pic="http://schemas.openxmlformats.org/drawingml/2006/picture">
+                  <pic:nvPicPr>
+                    <pic:cNvPr id="790675049" name="Picture 790675049"/>
+                    <pic:cNvPicPr/>
+                  </pic:nvPicPr>
+                  <pic:blipFill>
+                    <a:blip r:embed="rId8"/>
+                    <a:stretch>
+                      <a:fillRect/>
+                    </a:stretch>
+                  </pic:blipFill>
+                  <pic:spPr>
+                    <a:xfrm>
+                      <a:off x="0" y="0"/>
+                      <a:ext cx="6309360" cy="2889885"/>
+                    </a:xfrm>
+                    <a:prstGeom prst="rect">
+                      <a:avLst/>
+                    </a:prstGeom>
+                  </pic:spPr>
+                </pic:pic>
+              </a:graphicData>
+            </a:graphic>
+          </wp:inline>
+        </w:drawing>
       </w:r>
     </w:p>
     <w:p>
@@ -453,11 +663,16 @@
         <w:rPr>
           <w:color w:val="auto"/>
         </w:rPr>
-        <w:lastRenderedPageBreak/>
         <w:t>7. Rename the container</w:t>
       </w:r>
     </w:p>
     <w:p>
+      <w:pPr>
+        <w:rPr>
+          <w:rFonts w:ascii="Consolas" w:hAnsi="Consolas"/>
+          <w:sz w:val="20"/>
+        </w:rPr>
+      </w:pPr>
       <w:r>
         <w:rPr>
           <w:rFonts w:ascii="Consolas" w:hAnsi="Consolas"/>
@@ -467,13 +682,49 @@
       </w:r>
     </w:p>
     <w:p>
+      <w:pPr>
+        <w:jc w:val="center"/>
+      </w:pPr>
       <w:r>
-        <w:t>This changes the container name from lab-container to ubuntu-lab.</w:t>
-      </w:r>
-    </w:p>
-    <w:p>
-      <w:r>
-        <w:t>Screenshot 7: __________________________________________</w:t>
+        <w:rPr>
+          <w:noProof/>
+        </w:rPr>
+        <w:lastRenderedPageBreak/>
+        <w:drawing>
+          <wp:inline distT="0" distB="0" distL="0" distR="0" wp14:anchorId="3D4CE647" wp14:editId="3D88AFFA">
+            <wp:extent cx="6309360" cy="2889885"/>
+            <wp:effectExtent l="0" t="0" r="0" b="5715"/>
+            <wp:docPr id="1567589075" name="Picture 8"/>
+            <wp:cNvGraphicFramePr>
+              <a:graphicFrameLocks xmlns:a="http://schemas.openxmlformats.org/drawingml/2006/main" noChangeAspect="1"/>
+            </wp:cNvGraphicFramePr>
+            <a:graphic xmlns:a="http://schemas.openxmlformats.org/drawingml/2006/main">
+              <a:graphicData uri="http://schemas.openxmlformats.org/drawingml/2006/picture">
+                <pic:pic xmlns:pic="http://schemas.openxmlformats.org/drawingml/2006/picture">
+                  <pic:nvPicPr>
+                    <pic:cNvPr id="1567589075" name="Picture 1567589075"/>
+                    <pic:cNvPicPr/>
+                  </pic:nvPicPr>
+                  <pic:blipFill>
+                    <a:blip r:embed="rId9"/>
+                    <a:stretch>
+                      <a:fillRect/>
+                    </a:stretch>
+                  </pic:blipFill>
+                  <pic:spPr>
+                    <a:xfrm>
+                      <a:off x="0" y="0"/>
+                      <a:ext cx="6309360" cy="2889885"/>
+                    </a:xfrm>
+                    <a:prstGeom prst="rect">
+                      <a:avLst/>
+                    </a:prstGeom>
+                  </pic:spPr>
+                </pic:pic>
+              </a:graphicData>
+            </a:graphic>
+          </wp:inline>
+        </w:drawing>
       </w:r>
     </w:p>
     <w:p>
@@ -491,6 +742,12 @@
       </w:r>
     </w:p>
     <w:p>
+      <w:pPr>
+        <w:rPr>
+          <w:rFonts w:ascii="Consolas" w:hAnsi="Consolas"/>
+          <w:sz w:val="20"/>
+        </w:rPr>
+      </w:pPr>
       <w:r>
         <w:rPr>
           <w:rFonts w:ascii="Consolas" w:hAnsi="Consolas"/>
@@ -512,55 +769,54 @@
           <w:sz w:val="20"/>
         </w:rPr>
         <w:br/>
-        <w:t xml:space="preserve">docker </w:t>
-      </w:r>
-      <w:proofErr w:type="spellStart"/>
-      <w:r>
-        <w:rPr>
-          <w:rFonts w:ascii="Consolas" w:hAnsi="Consolas"/>
-          <w:sz w:val="20"/>
-        </w:rPr>
-        <w:t>ps</w:t>
-      </w:r>
-      <w:proofErr w:type="spellEnd"/>
-      <w:r>
-        <w:rPr>
-          <w:rFonts w:ascii="Consolas" w:hAnsi="Consolas"/>
-          <w:sz w:val="20"/>
-        </w:rPr>
-        <w:t xml:space="preserve"> -a</w:t>
-      </w:r>
-    </w:p>
-    <w:p>
-      <w:r>
-        <w:t>These commands stop the container, remove it, and show the remaining containers.</w:t>
-      </w:r>
-    </w:p>
-    <w:p>
-      <w:r>
-        <w:t>Screenshot 8: __________________________________________</w:t>
+        <w:t>docker ps -a</w:t>
       </w:r>
     </w:p>
     <w:p>
       <w:pPr>
-        <w:pStyle w:val="Heading1"/>
-        <w:rPr>
-          <w:color w:val="auto"/>
-        </w:rPr>
+        <w:jc w:val="center"/>
       </w:pPr>
       <w:r>
         <w:rPr>
-          <w:color w:val="auto"/>
+          <w:noProof/>
         </w:rPr>
-        <w:t>Conclusion</w:t>
+        <w:drawing>
+          <wp:inline distT="0" distB="0" distL="0" distR="0" wp14:anchorId="0709E834" wp14:editId="0AAAB168">
+            <wp:extent cx="6309360" cy="2889885"/>
+            <wp:effectExtent l="0" t="0" r="0" b="5715"/>
+            <wp:docPr id="528909384" name="Picture 9"/>
+            <wp:cNvGraphicFramePr>
+              <a:graphicFrameLocks xmlns:a="http://schemas.openxmlformats.org/drawingml/2006/main" noChangeAspect="1"/>
+            </wp:cNvGraphicFramePr>
+            <a:graphic xmlns:a="http://schemas.openxmlformats.org/drawingml/2006/main">
+              <a:graphicData uri="http://schemas.openxmlformats.org/drawingml/2006/picture">
+                <pic:pic xmlns:pic="http://schemas.openxmlformats.org/drawingml/2006/picture">
+                  <pic:nvPicPr>
+                    <pic:cNvPr id="528909384" name="Picture 528909384"/>
+                    <pic:cNvPicPr/>
+                  </pic:nvPicPr>
+                  <pic:blipFill>
+                    <a:blip r:embed="rId10"/>
+                    <a:stretch>
+                      <a:fillRect/>
+                    </a:stretch>
+                  </pic:blipFill>
+                  <pic:spPr>
+                    <a:xfrm>
+                      <a:off x="0" y="0"/>
+                      <a:ext cx="6309360" cy="2889885"/>
+                    </a:xfrm>
+                    <a:prstGeom prst="rect">
+                      <a:avLst/>
+                    </a:prstGeom>
+                  </pic:spPr>
+                </pic:pic>
+              </a:graphicData>
+            </a:graphic>
+          </wp:inline>
+        </w:drawing>
       </w:r>
     </w:p>
-    <w:p>
-      <w:r>
-        <w:t>In this assignment, I created an Ubuntu container, checked its details and logs, stopped and started it, ran a command inside it, renamed it, and removed it.</w:t>
-      </w:r>
-    </w:p>
-    <w:p/>
     <w:sectPr>
       <w:pgSz w:w="12240" w:h="15840"/>
       <w:pgMar w:top="1008" w:right="1152" w:bottom="1008" w:left="1152" w:header="720" w:footer="720" w:gutter="0"/>
